--- a/files/Campaign_Brief.docx
+++ b/files/Campaign_Brief.docx
@@ -10,21 +10,12 @@
         <w:rPr>
           <w:color w:val="1F4E78"/>
         </w:rPr>
-        <w:t>Campaign Brief — Campaign Brief</w:t>
+        <w:t>Campaign Brief - Bandar Zava Phase 2A Launch</w:t>
       </w:r>
     </w:p>
     <w:p>
       <w:r>
-        <w:rPr>
-          <w:i/>
-        </w:rPr>
-        <w:t>Document owner: Campaign Brief Office</w:t>
-      </w:r>
-      <w:r>
-        <w:rPr>
-          <w:i/>
-        </w:rPr>
-        <w:t xml:space="preserve">  ·  Version: FY2025-A  ·  Classification: Internal — Working</w:t>
+        <w:t>Brand: Zava Properties | Campaign: Bandar Zava Phase 2A Launch | In-market: 15 Jun - 30 Sep 2026 | Budget: MYR 4.8M | Owner: Sasha Ouellet (Marketing)</w:t>
       </w:r>
     </w:p>
     <w:p>
@@ -32,17 +23,12 @@
         <w:pStyle w:val="Heading1"/>
       </w:pPr>
       <w:r>
-        <w:t>1. Executive Summary</w:t>
+        <w:t>1. Business objective</w:t>
       </w:r>
     </w:p>
     <w:p>
       <w:r>
-        <w:t>This document is the working artefact for the campaign brief use case in the campaign brief domain. It is staged for a Microsoft 365 Copilot Cowork / Notebook demo and contains plausible (illustrative) figures, lists, and narratives — not real customer data. The numbers tie back to the companion spreadsheet of the same stem.</w:t>
-      </w:r>
-    </w:p>
-    <w:p>
-      <w:r>
-        <w:t>The intended demo flow: a campaign brief stakeholder asks Copilot to summarise, compare, draft, or distribute the contents of this file alongside related artefacts. Cowork fans the task out into 5 parallel sub-tasks (draft Word, draft email, schedule meeting, post Teams message, build action tracker). Notebook adds it as a source and answers grounded questions across all sources.</w:t>
+        <w:t>Sell-through 320 units (out of 540 launched) within first 6 months at average price of MYR 1,080 per sq ft. Sustain GDV pipeline of MYR 520M.</w:t>
       </w:r>
     </w:p>
     <w:p>
@@ -50,17 +36,31 @@
         <w:pStyle w:val="Heading1"/>
       </w:pPr>
       <w:r>
-        <w:t>2. Scenario &amp; Background</w:t>
+        <w:t>2. Audience</w:t>
       </w:r>
     </w:p>
     <w:p>
+      <w:pPr>
+        <w:pStyle w:val="ListBullet"/>
+      </w:pPr>
       <w:r>
-        <w:t>The Group is mid-cycle on its FY2025 close and is rolling forward into FY2026 planning. The campaign brief portfolio has surfaced a mix of on-track lines and corrective items. This campaign brief captures the working position on those items so the Group office, the operating committee, and (where relevant) the regulator-facing officer can align on next steps.</w:t>
+        <w:t>Primary: 32-45 year old upgrader couples, household income MYR 18K-32K/month, Klang Valley</w:t>
       </w:r>
     </w:p>
     <w:p>
+      <w:pPr>
+        <w:pStyle w:val="ListBullet"/>
+      </w:pPr>
       <w:r>
-        <w:t>The team has triangulated the working dataset against three peer benchmarks and against the regulator's published thresholds for the sector. Findings carried over from the prior cycle have been re-examined to test whether the original assumptions still hold under the FY2026 base case.</w:t>
+        <w:t>Secondary: First-time buyers with parental co-signers, 28-35, MYR 12K+ household income</w:t>
+      </w:r>
+    </w:p>
+    <w:p>
+      <w:pPr>
+        <w:pStyle w:val="ListBullet"/>
+      </w:pPr>
+      <w:r>
+        <w:t>Tertiary: Investor buyers, Singapore-based Malaysians, second-home seekers</w:t>
       </w:r>
     </w:p>
     <w:p>
@@ -68,59 +68,12 @@
         <w:pStyle w:val="Heading1"/>
       </w:pPr>
       <w:r>
-        <w:t>3. Detail &amp; Working</w:t>
-      </w:r>
-    </w:p>
-    <w:p>
-      <w:pPr>
-        <w:pStyle w:val="Heading2"/>
-      </w:pPr>
-      <w:r>
-        <w:t>3.1 Position at end of period</w:t>
+        <w:t>3. Single-minded proposition</w:t>
       </w:r>
     </w:p>
     <w:p>
       <w:r>
-        <w:t>The closing position by unit / segment is captured in the Campaign Plan tab of the companion workbook. Headline metrics — Reach M, Frequency, Engagement % — are within the agreed corridors for Awareness, Consideration, and Conversion; outside the corridor for Retention and Advocacy; and under recovery monitoring for Brand.</w:t>
-      </w:r>
-    </w:p>
-    <w:p>
-      <w:pPr>
-        <w:pStyle w:val="Heading2"/>
-      </w:pPr>
-      <w:r>
-        <w:t>3.2 Key drivers</w:t>
-      </w:r>
-    </w:p>
-    <w:p>
-      <w:r>
-        <w:t>The driver bridge (see Channel Bridge tab) attributes the FY25 variance to a balanced mix of volume / mix, pricing and discount discipline, cost base reset, capex re-baseline, working capital, regulatory provisions, FX and hedging, and productivity / automation. Each driver carries an owner and a status (on-track / at-risk / behind / recovered / mitigated).</w:t>
-      </w:r>
-    </w:p>
-    <w:p>
-      <w:pPr>
-        <w:pStyle w:val="Heading2"/>
-      </w:pPr>
-      <w:r>
-        <w:t>3.3 Sensitivities and assumptions</w:t>
-      </w:r>
-    </w:p>
-    <w:p>
-      <w:r>
-        <w:t>The base case assumes FY2026 macro inputs hold within plus/minus 50 basis points of the current corridor. The upside and downside scenarios stress the headline metrics by plus/minus two corridors and re-test the recovery plan owners against the stressed position. Key sensitivities: rate path, FX MYR/USD, commodity benchmarks, regulator timing, and customer concentration.</w:t>
-      </w:r>
-    </w:p>
-    <w:p>
-      <w:pPr>
-        <w:pStyle w:val="Heading2"/>
-      </w:pPr>
-      <w:r>
-        <w:t>3.4 Open issues and unknowns</w:t>
-      </w:r>
-    </w:p>
-    <w:p>
-      <w:r>
-        <w:t>The watchlist (see Creative Watchlist tab) tracks 14 indicators flagged in the prior review. Eight are on-track, four are within five points of the threshold (watch), and two have breached and triggered the escalation protocol. Owners and remediation dates are recorded against each item.</w:t>
+        <w:t>Bandar Zava Phase 2A is the only freehold, 35-minute-to-KL township that bundles a 5-acre community park, an international primary school within the master plan, and a 24-hour smart-home concierge - at a sub-MYR 1,200 psf entry price.</w:t>
       </w:r>
     </w:p>
     <w:p>
@@ -128,7 +81,347 @@
         <w:pStyle w:val="Heading1"/>
       </w:pPr>
       <w:r>
-        <w:t>4. Recommended Actions</w:t>
+        <w:t>4. Channel mix and budget</w:t>
+      </w:r>
+    </w:p>
+    <w:tbl>
+      <w:tblPr>
+        <w:tblStyle w:val="LightGrid-Accent1"/>
+        <w:tblW w:type="auto" w:w="0"/>
+        <w:tblLook w:firstColumn="1" w:firstRow="1" w:lastColumn="0" w:lastRow="0" w:noHBand="0" w:noVBand="1" w:val="04A0"/>
+      </w:tblPr>
+      <w:tblGrid>
+        <w:gridCol w:w="2160"/>
+        <w:gridCol w:w="2160"/>
+        <w:gridCol w:w="2160"/>
+        <w:gridCol w:w="2160"/>
+      </w:tblGrid>
+      <w:tr>
+        <w:tc>
+          <w:tcPr>
+            <w:tcW w:type="dxa" w:w="2160"/>
+          </w:tcPr>
+          <w:p>
+            <w:r>
+              <w:rPr>
+                <w:b/>
+              </w:rPr>
+              <w:t>Channel</w:t>
+            </w:r>
+          </w:p>
+        </w:tc>
+        <w:tc>
+          <w:tcPr>
+            <w:tcW w:type="dxa" w:w="2160"/>
+          </w:tcPr>
+          <w:p>
+            <w:r>
+              <w:rPr>
+                <w:b/>
+              </w:rPr>
+              <w:t>Budget (MYR)</w:t>
+            </w:r>
+          </w:p>
+        </w:tc>
+        <w:tc>
+          <w:tcPr>
+            <w:tcW w:type="dxa" w:w="2160"/>
+          </w:tcPr>
+          <w:p>
+            <w:r>
+              <w:rPr>
+                <w:b/>
+              </w:rPr>
+              <w:t>Share</w:t>
+            </w:r>
+          </w:p>
+        </w:tc>
+        <w:tc>
+          <w:tcPr>
+            <w:tcW w:type="dxa" w:w="2160"/>
+          </w:tcPr>
+          <w:p>
+            <w:r>
+              <w:rPr>
+                <w:b/>
+              </w:rPr>
+              <w:t>Primary KPI</w:t>
+            </w:r>
+          </w:p>
+        </w:tc>
+      </w:tr>
+      <w:tr>
+        <w:tc>
+          <w:tcPr>
+            <w:tcW w:type="dxa" w:w="2160"/>
+          </w:tcPr>
+          <w:p>
+            <w:r>
+              <w:t>Digital (Meta + Google + property portals)</w:t>
+            </w:r>
+          </w:p>
+        </w:tc>
+        <w:tc>
+          <w:tcPr>
+            <w:tcW w:type="dxa" w:w="2160"/>
+          </w:tcPr>
+          <w:p>
+            <w:r>
+              <w:t>1,920,000</w:t>
+            </w:r>
+          </w:p>
+        </w:tc>
+        <w:tc>
+          <w:tcPr>
+            <w:tcW w:type="dxa" w:w="2160"/>
+          </w:tcPr>
+          <w:p>
+            <w:r>
+              <w:t>40%</w:t>
+            </w:r>
+          </w:p>
+        </w:tc>
+        <w:tc>
+          <w:tcPr>
+            <w:tcW w:type="dxa" w:w="2160"/>
+          </w:tcPr>
+          <w:p>
+            <w:r>
+              <w:t>Cost per qualified lead</w:t>
+            </w:r>
+          </w:p>
+        </w:tc>
+      </w:tr>
+      <w:tr>
+        <w:tc>
+          <w:tcPr>
+            <w:tcW w:type="dxa" w:w="2160"/>
+          </w:tcPr>
+          <w:p>
+            <w:r>
+              <w:t>OOH (Federal Highway + LDP + NPE)</w:t>
+            </w:r>
+          </w:p>
+        </w:tc>
+        <w:tc>
+          <w:tcPr>
+            <w:tcW w:type="dxa" w:w="2160"/>
+          </w:tcPr>
+          <w:p>
+            <w:r>
+              <w:t>720,000</w:t>
+            </w:r>
+          </w:p>
+        </w:tc>
+        <w:tc>
+          <w:tcPr>
+            <w:tcW w:type="dxa" w:w="2160"/>
+          </w:tcPr>
+          <w:p>
+            <w:r>
+              <w:t>15%</w:t>
+            </w:r>
+          </w:p>
+        </w:tc>
+        <w:tc>
+          <w:tcPr>
+            <w:tcW w:type="dxa" w:w="2160"/>
+          </w:tcPr>
+          <w:p>
+            <w:r>
+              <w:t>Awareness lift</w:t>
+            </w:r>
+          </w:p>
+        </w:tc>
+      </w:tr>
+      <w:tr>
+        <w:tc>
+          <w:tcPr>
+            <w:tcW w:type="dxa" w:w="2160"/>
+          </w:tcPr>
+          <w:p>
+            <w:r>
+              <w:t>Sales gallery activation</w:t>
+            </w:r>
+          </w:p>
+        </w:tc>
+        <w:tc>
+          <w:tcPr>
+            <w:tcW w:type="dxa" w:w="2160"/>
+          </w:tcPr>
+          <w:p>
+            <w:r>
+              <w:t>1,080,000</w:t>
+            </w:r>
+          </w:p>
+        </w:tc>
+        <w:tc>
+          <w:tcPr>
+            <w:tcW w:type="dxa" w:w="2160"/>
+          </w:tcPr>
+          <w:p>
+            <w:r>
+              <w:t>22.5%</w:t>
+            </w:r>
+          </w:p>
+        </w:tc>
+        <w:tc>
+          <w:tcPr>
+            <w:tcW w:type="dxa" w:w="2160"/>
+          </w:tcPr>
+          <w:p>
+            <w:r>
+              <w:t>Walk-in count</w:t>
+            </w:r>
+          </w:p>
+        </w:tc>
+      </w:tr>
+      <w:tr>
+        <w:tc>
+          <w:tcPr>
+            <w:tcW w:type="dxa" w:w="2160"/>
+          </w:tcPr>
+          <w:p>
+            <w:r>
+              <w:t>Influencer + PR</w:t>
+            </w:r>
+          </w:p>
+        </w:tc>
+        <w:tc>
+          <w:tcPr>
+            <w:tcW w:type="dxa" w:w="2160"/>
+          </w:tcPr>
+          <w:p>
+            <w:r>
+              <w:t>480,000</w:t>
+            </w:r>
+          </w:p>
+        </w:tc>
+        <w:tc>
+          <w:tcPr>
+            <w:tcW w:type="dxa" w:w="2160"/>
+          </w:tcPr>
+          <w:p>
+            <w:r>
+              <w:t>10%</w:t>
+            </w:r>
+          </w:p>
+        </w:tc>
+        <w:tc>
+          <w:tcPr>
+            <w:tcW w:type="dxa" w:w="2160"/>
+          </w:tcPr>
+          <w:p>
+            <w:r>
+              <w:t>Earned reach</w:t>
+            </w:r>
+          </w:p>
+        </w:tc>
+      </w:tr>
+      <w:tr>
+        <w:tc>
+          <w:tcPr>
+            <w:tcW w:type="dxa" w:w="2160"/>
+          </w:tcPr>
+          <w:p>
+            <w:r>
+              <w:t>Print + Radio</w:t>
+            </w:r>
+          </w:p>
+        </w:tc>
+        <w:tc>
+          <w:tcPr>
+            <w:tcW w:type="dxa" w:w="2160"/>
+          </w:tcPr>
+          <w:p>
+            <w:r>
+              <w:t>300,000</w:t>
+            </w:r>
+          </w:p>
+        </w:tc>
+        <w:tc>
+          <w:tcPr>
+            <w:tcW w:type="dxa" w:w="2160"/>
+          </w:tcPr>
+          <w:p>
+            <w:r>
+              <w:t>6%</w:t>
+            </w:r>
+          </w:p>
+        </w:tc>
+        <w:tc>
+          <w:tcPr>
+            <w:tcW w:type="dxa" w:w="2160"/>
+          </w:tcPr>
+          <w:p>
+            <w:r>
+              <w:t>Reach uplift in BM-Chinese segments</w:t>
+            </w:r>
+          </w:p>
+        </w:tc>
+      </w:tr>
+      <w:tr>
+        <w:tc>
+          <w:tcPr>
+            <w:tcW w:type="dxa" w:w="2160"/>
+          </w:tcPr>
+          <w:p>
+            <w:r>
+              <w:t>Contingency</w:t>
+            </w:r>
+          </w:p>
+        </w:tc>
+        <w:tc>
+          <w:tcPr>
+            <w:tcW w:type="dxa" w:w="2160"/>
+          </w:tcPr>
+          <w:p>
+            <w:r>
+              <w:t>300,000</w:t>
+            </w:r>
+          </w:p>
+        </w:tc>
+        <w:tc>
+          <w:tcPr>
+            <w:tcW w:type="dxa" w:w="2160"/>
+          </w:tcPr>
+          <w:p>
+            <w:r>
+              <w:t>6%</w:t>
+            </w:r>
+          </w:p>
+        </w:tc>
+        <w:tc>
+          <w:tcPr>
+            <w:tcW w:type="dxa" w:w="2160"/>
+          </w:tcPr>
+          <w:p>
+            <w:r>
+              <w:t>-</w:t>
+            </w:r>
+          </w:p>
+        </w:tc>
+      </w:tr>
+    </w:tbl>
+    <w:p>
+      <w:pPr>
+        <w:pStyle w:val="Heading1"/>
+      </w:pPr>
+      <w:r>
+        <w:t>5. Creative direction</w:t>
+      </w:r>
+    </w:p>
+    <w:p>
+      <w:r>
+        <w:t>Two creative streams: (a) aspirational family-life storytelling for upgraders; (b) yield-and-capital-gain rational frame for investor segment. Tone: warm-confident-grounded. Avoid the cliched "luxury skyline" visual language used by competitor X.</w:t>
+      </w:r>
+    </w:p>
+    <w:p>
+      <w:pPr>
+        <w:pStyle w:val="Heading1"/>
+      </w:pPr>
+      <w:r>
+        <w:t>6. Risks</w:t>
       </w:r>
     </w:p>
     <w:p>
@@ -136,7 +429,7 @@
         <w:pStyle w:val="ListBullet"/>
       </w:pPr>
       <w:r>
-        <w:t>Confirm the campaign brief narrative with the Campaign Brief CFO before the Board cut-off.</w:t>
+        <w:t>OPR upcycle could compress affordability by 60-80 bps</w:t>
       </w:r>
     </w:p>
     <w:p>
@@ -144,7 +437,7 @@
         <w:pStyle w:val="ListBullet"/>
       </w:pPr>
       <w:r>
-        <w:t>Lock the assumption set for the recovery plan and circulate to the division MDs for sign-off.</w:t>
+        <w:t>Competitor X launching adjacent project 4 weeks later at lower psf</w:t>
       </w:r>
     </w:p>
     <w:p>
@@ -152,116 +445,7 @@
         <w:pStyle w:val="ListBullet"/>
       </w:pPr>
       <w:r>
-        <w:t>Pre-brief the regulator-facing officer on the 30/60/90-day commitments.</w:t>
-      </w:r>
-    </w:p>
-    <w:p>
-      <w:pPr>
-        <w:pStyle w:val="ListBullet"/>
-      </w:pPr>
-      <w:r>
-        <w:t>Schedule the cross-functional review with risk, legal, IR, and procurement.</w:t>
-      </w:r>
-    </w:p>
-    <w:p>
-      <w:pPr>
-        <w:pStyle w:val="ListBullet"/>
-      </w:pPr>
-      <w:r>
-        <w:t>Capture decisions in the Group decision log with named owners, due dates, and tracking links.</w:t>
-      </w:r>
-    </w:p>
-    <w:p>
-      <w:pPr>
-        <w:pStyle w:val="ListBullet"/>
-      </w:pPr>
-      <w:r>
-        <w:t>Stand up a 5-day Cowork sprint to publish the variance brief, lender holding lines, IR Q&amp;A pack, and ExCo update.</w:t>
-      </w:r>
-    </w:p>
-    <w:p>
-      <w:pPr>
-        <w:pStyle w:val="Heading1"/>
-      </w:pPr>
-      <w:r>
-        <w:t>5. Appendix — Working dataset units</w:t>
-      </w:r>
-    </w:p>
-    <w:p>
-      <w:pPr>
-        <w:pStyle w:val="ListBullet"/>
-      </w:pPr>
-      <w:r>
-        <w:t>Awareness</w:t>
-      </w:r>
-    </w:p>
-    <w:p>
-      <w:pPr>
-        <w:pStyle w:val="ListBullet"/>
-      </w:pPr>
-      <w:r>
-        <w:t>Consideration</w:t>
-      </w:r>
-    </w:p>
-    <w:p>
-      <w:pPr>
-        <w:pStyle w:val="ListBullet"/>
-      </w:pPr>
-      <w:r>
-        <w:t>Conversion</w:t>
-      </w:r>
-    </w:p>
-    <w:p>
-      <w:pPr>
-        <w:pStyle w:val="ListBullet"/>
-      </w:pPr>
-      <w:r>
-        <w:t>Retention</w:t>
-      </w:r>
-    </w:p>
-    <w:p>
-      <w:pPr>
-        <w:pStyle w:val="ListBullet"/>
-      </w:pPr>
-      <w:r>
-        <w:t>Advocacy</w:t>
-      </w:r>
-    </w:p>
-    <w:p>
-      <w:pPr>
-        <w:pStyle w:val="ListBullet"/>
-      </w:pPr>
-      <w:r>
-        <w:t>Brand</w:t>
-      </w:r>
-    </w:p>
-    <w:p>
-      <w:pPr>
-        <w:pStyle w:val="ListBullet"/>
-      </w:pPr>
-      <w:r>
-        <w:t>Performance</w:t>
-      </w:r>
-    </w:p>
-    <w:p>
-      <w:pPr>
-        <w:pStyle w:val="ListBullet"/>
-      </w:pPr>
-      <w:r>
-        <w:t>Total</w:t>
-      </w:r>
-    </w:p>
-    <w:p>
-      <w:pPr>
-        <w:pStyle w:val="Heading1"/>
-      </w:pPr>
-      <w:r>
-        <w:t>6. Sign-off &amp; Distribution</w:t>
-      </w:r>
-    </w:p>
-    <w:p>
-      <w:r>
-        <w:t>Prepared by: Campaign Brief Office  ·  Reviewed by: CFO  ·  Approved by: CEO  ·  Distributed to: Board, ExCo, Risk Committee, IR, Group Strategy.</w:t>
+        <w:t>Material price index up 8.4% YoY - margin pressure if discounting kicks in</w:t>
       </w:r>
     </w:p>
     <w:sectPr>
@@ -637,6 +821,10 @@
     <w:name w:val="Normal"/>
     <w:qFormat/>
     <w:rsid w:val="00FC693F"/>
+    <w:rPr>
+      <w:rFonts w:ascii="Aptos" w:hAnsi="Aptos"/>
+      <w:sz w:val="22"/>
+    </w:rPr>
   </w:style>
   <w:style w:type="paragraph" w:styleId="Header">
     <w:name w:val="header"/>

--- a/files/Campaign_Brief.docx
+++ b/files/Campaign_Brief.docx
@@ -4,39 +4,53 @@
   <w:body>
     <w:p>
       <w:pPr>
-        <w:pStyle w:val="Title"/>
+        <w:pStyle w:val="Heading1"/>
       </w:pPr>
       <w:r>
         <w:rPr>
-          <w:color w:val="1F4E78"/>
+          <w:color w:val="0F4C81"/>
         </w:rPr>
-        <w:t>Campaign Brief - Bandar Zava Phase 2A Launch</w:t>
+        <w:t>Campaign Brief — "Future Forward" Q1 FY2026</w:t>
       </w:r>
     </w:p>
     <w:p>
       <w:r>
-        <w:t>Brand: Zava Properties | Campaign: Bandar Zava Phase 2A Launch | In-market: 15 Jun - 30 Sep 2026 | Budget: MYR 4.8M | Owner: Sasha Ouellet (Marketing)</w:t>
+        <w:rPr>
+          <w:i/>
+          <w:color w:val="6B7280"/>
+        </w:rPr>
+        <w:t>Zava Group Marketing · Multi-channel brand + demand · Approved 2026-01-15</w:t>
       </w:r>
     </w:p>
     <w:p>
       <w:pPr>
-        <w:pStyle w:val="Heading1"/>
+        <w:pStyle w:val="Heading2"/>
       </w:pPr>
       <w:r>
-        <w:t>1. Business objective</w:t>
+        <w:rPr>
+          <w:color w:val="1F2937"/>
+        </w:rPr>
+        <w:t>1. Objective</w:t>
       </w:r>
     </w:p>
     <w:p>
       <w:r>
-        <w:t>Sell-through 320 units (out of 540 launched) within first 6 months at average price of MYR 1,080 per sq ft. Sustain GDV pipeline of MYR 520M.</w:t>
+        <w:rPr>
+          <w:b w:val="0"/>
+          <w:i w:val="0"/>
+        </w:rPr>
+        <w:t>Drive brand consideration for Zava's digital banking proposition across 4 ASEAN markets (Malaysia, Indonesia, Singapore, Philippines) and generate 18,000 qualified leads for the new product line over the 12-week campaign window (2026-02-01 to 2026-04-30).</w:t>
       </w:r>
     </w:p>
     <w:p>
       <w:pPr>
-        <w:pStyle w:val="Heading1"/>
+        <w:pStyle w:val="Heading2"/>
       </w:pPr>
       <w:r>
-        <w:t>2. Audience</w:t>
+        <w:rPr>
+          <w:color w:val="1F2937"/>
+        </w:rPr>
+        <w:t>2. Target Audience</w:t>
       </w:r>
     </w:p>
     <w:p>
@@ -44,7 +58,7 @@
         <w:pStyle w:val="ListBullet"/>
       </w:pPr>
       <w:r>
-        <w:t>Primary: 32-45 year old upgrader couples, household income MYR 18K-32K/month, Klang Valley</w:t>
+        <w:t>Primary: SME owners, 28-48 years, mobile-first, mid-tier banking customers in target markets</w:t>
       </w:r>
     </w:p>
     <w:p>
@@ -52,7 +66,7 @@
         <w:pStyle w:val="ListBullet"/>
       </w:pPr>
       <w:r>
-        <w:t>Secondary: First-time buyers with parental co-signers, 28-35, MYR 12K+ household income</w:t>
+        <w:t>Secondary: aspirational young professionals (25-35) entering business ownership</w:t>
       </w:r>
     </w:p>
     <w:p>
@@ -60,28 +74,18 @@
         <w:pStyle w:val="ListBullet"/>
       </w:pPr>
       <w:r>
-        <w:t>Tertiary: Investor buyers, Singapore-based Malaysians, second-home seekers</w:t>
+        <w:t>Audience size: estimated 4.2M reachable</w:t>
       </w:r>
     </w:p>
     <w:p>
       <w:pPr>
-        <w:pStyle w:val="Heading1"/>
+        <w:pStyle w:val="Heading2"/>
       </w:pPr>
       <w:r>
-        <w:t>3. Single-minded proposition</w:t>
-      </w:r>
-    </w:p>
-    <w:p>
-      <w:r>
-        <w:t>Bandar Zava Phase 2A is the only freehold, 35-minute-to-KL township that bundles a 5-acre community park, an international primary school within the master plan, and a 24-hour smart-home concierge - at a sub-MYR 1,200 psf entry price.</w:t>
-      </w:r>
-    </w:p>
-    <w:p>
-      <w:pPr>
-        <w:pStyle w:val="Heading1"/>
-      </w:pPr>
-      <w:r>
-        <w:t>4. Channel mix and budget</w:t>
+        <w:rPr>
+          <w:color w:val="1F2937"/>
+        </w:rPr>
+        <w:t>3. Channel Mix</w:t>
       </w:r>
     </w:p>
     <w:tbl>
@@ -91,15 +95,14 @@
         <w:tblLook w:firstColumn="1" w:firstRow="1" w:lastColumn="0" w:lastRow="0" w:noHBand="0" w:noVBand="1" w:val="04A0"/>
       </w:tblPr>
       <w:tblGrid>
-        <w:gridCol w:w="2160"/>
-        <w:gridCol w:w="2160"/>
-        <w:gridCol w:w="2160"/>
-        <w:gridCol w:w="2160"/>
+        <w:gridCol w:w="2880"/>
+        <w:gridCol w:w="2880"/>
+        <w:gridCol w:w="2880"/>
       </w:tblGrid>
       <w:tr>
         <w:tc>
           <w:tcPr>
-            <w:tcW w:type="dxa" w:w="2160"/>
+            <w:tcW w:type="dxa" w:w="2880"/>
           </w:tcPr>
           <w:p>
             <w:r>
@@ -112,40 +115,27 @@
         </w:tc>
         <w:tc>
           <w:tcPr>
-            <w:tcW w:type="dxa" w:w="2160"/>
+            <w:tcW w:type="dxa" w:w="2880"/>
           </w:tcPr>
           <w:p>
             <w:r>
               <w:rPr>
                 <w:b/>
               </w:rPr>
-              <w:t>Budget (MYR)</w:t>
+              <w:t>Budget MYR k</w:t>
             </w:r>
           </w:p>
         </w:tc>
         <w:tc>
           <w:tcPr>
-            <w:tcW w:type="dxa" w:w="2160"/>
+            <w:tcW w:type="dxa" w:w="2880"/>
           </w:tcPr>
           <w:p>
             <w:r>
               <w:rPr>
                 <w:b/>
               </w:rPr>
-              <w:t>Share</w:t>
-            </w:r>
-          </w:p>
-        </w:tc>
-        <w:tc>
-          <w:tcPr>
-            <w:tcW w:type="dxa" w:w="2160"/>
-          </w:tcPr>
-          <w:p>
-            <w:r>
-              <w:rPr>
-                <w:b/>
-              </w:rPr>
-              <w:t>Primary KPI</w:t>
+              <w:t>Rationale</w:t>
             </w:r>
           </w:p>
         </w:tc>
@@ -153,41 +143,31 @@
       <w:tr>
         <w:tc>
           <w:tcPr>
-            <w:tcW w:type="dxa" w:w="2160"/>
+            <w:tcW w:type="dxa" w:w="2880"/>
           </w:tcPr>
           <w:p>
             <w:r>
-              <w:t>Digital (Meta + Google + property portals)</w:t>
+              <w:t>Paid social (Meta + TikTok)</w:t>
             </w:r>
           </w:p>
         </w:tc>
         <w:tc>
           <w:tcPr>
-            <w:tcW w:type="dxa" w:w="2160"/>
+            <w:tcW w:type="dxa" w:w="2880"/>
           </w:tcPr>
           <w:p>
             <w:r>
-              <w:t>1,920,000</w:t>
+              <w:t>420</w:t>
             </w:r>
           </w:p>
         </w:tc>
         <w:tc>
           <w:tcPr>
-            <w:tcW w:type="dxa" w:w="2160"/>
+            <w:tcW w:type="dxa" w:w="2880"/>
           </w:tcPr>
           <w:p>
             <w:r>
-              <w:t>40%</w:t>
-            </w:r>
-          </w:p>
-        </w:tc>
-        <w:tc>
-          <w:tcPr>
-            <w:tcW w:type="dxa" w:w="2160"/>
-          </w:tcPr>
-          <w:p>
-            <w:r>
-              <w:t>Cost per qualified lead</w:t>
+              <w:t>Reach + targeted retargeting</w:t>
             </w:r>
           </w:p>
         </w:tc>
@@ -195,41 +175,31 @@
       <w:tr>
         <w:tc>
           <w:tcPr>
-            <w:tcW w:type="dxa" w:w="2160"/>
+            <w:tcW w:type="dxa" w:w="2880"/>
           </w:tcPr>
           <w:p>
             <w:r>
-              <w:t>OOH (Federal Highway + LDP + NPE)</w:t>
+              <w:t>Paid search (Google)</w:t>
             </w:r>
           </w:p>
         </w:tc>
         <w:tc>
           <w:tcPr>
-            <w:tcW w:type="dxa" w:w="2160"/>
+            <w:tcW w:type="dxa" w:w="2880"/>
           </w:tcPr>
           <w:p>
             <w:r>
-              <w:t>720,000</w:t>
+              <w:t>210</w:t>
             </w:r>
           </w:p>
         </w:tc>
         <w:tc>
           <w:tcPr>
-            <w:tcW w:type="dxa" w:w="2160"/>
+            <w:tcW w:type="dxa" w:w="2880"/>
           </w:tcPr>
           <w:p>
             <w:r>
-              <w:t>15%</w:t>
-            </w:r>
-          </w:p>
-        </w:tc>
-        <w:tc>
-          <w:tcPr>
-            <w:tcW w:type="dxa" w:w="2160"/>
-          </w:tcPr>
-          <w:p>
-            <w:r>
-              <w:t>Awareness lift</w:t>
+              <w:t>Bottom-funnel intent</w:t>
             </w:r>
           </w:p>
         </w:tc>
@@ -237,41 +207,31 @@
       <w:tr>
         <w:tc>
           <w:tcPr>
-            <w:tcW w:type="dxa" w:w="2160"/>
+            <w:tcW w:type="dxa" w:w="2880"/>
           </w:tcPr>
           <w:p>
             <w:r>
-              <w:t>Sales gallery activation</w:t>
+              <w:t>Programmatic display</w:t>
             </w:r>
           </w:p>
         </w:tc>
         <w:tc>
           <w:tcPr>
-            <w:tcW w:type="dxa" w:w="2160"/>
+            <w:tcW w:type="dxa" w:w="2880"/>
           </w:tcPr>
           <w:p>
             <w:r>
-              <w:t>1,080,000</w:t>
+              <w:t>120</w:t>
             </w:r>
           </w:p>
         </w:tc>
         <w:tc>
           <w:tcPr>
-            <w:tcW w:type="dxa" w:w="2160"/>
+            <w:tcW w:type="dxa" w:w="2880"/>
           </w:tcPr>
           <w:p>
             <w:r>
-              <w:t>22.5%</w:t>
-            </w:r>
-          </w:p>
-        </w:tc>
-        <w:tc>
-          <w:tcPr>
-            <w:tcW w:type="dxa" w:w="2160"/>
-          </w:tcPr>
-          <w:p>
-            <w:r>
-              <w:t>Walk-in count</w:t>
+              <w:t>Top-funnel awareness</w:t>
             </w:r>
           </w:p>
         </w:tc>
@@ -279,41 +239,31 @@
       <w:tr>
         <w:tc>
           <w:tcPr>
-            <w:tcW w:type="dxa" w:w="2160"/>
+            <w:tcW w:type="dxa" w:w="2880"/>
           </w:tcPr>
           <w:p>
             <w:r>
-              <w:t>Influencer + PR</w:t>
+              <w:t>Influencer partnerships</w:t>
             </w:r>
           </w:p>
         </w:tc>
         <w:tc>
           <w:tcPr>
-            <w:tcW w:type="dxa" w:w="2160"/>
+            <w:tcW w:type="dxa" w:w="2880"/>
           </w:tcPr>
           <w:p>
             <w:r>
-              <w:t>480,000</w:t>
+              <w:t>180</w:t>
             </w:r>
           </w:p>
         </w:tc>
         <w:tc>
           <w:tcPr>
-            <w:tcW w:type="dxa" w:w="2160"/>
+            <w:tcW w:type="dxa" w:w="2880"/>
           </w:tcPr>
           <w:p>
             <w:r>
-              <w:t>10%</w:t>
-            </w:r>
-          </w:p>
-        </w:tc>
-        <w:tc>
-          <w:tcPr>
-            <w:tcW w:type="dxa" w:w="2160"/>
-          </w:tcPr>
-          <w:p>
-            <w:r>
-              <w:t>Earned reach</w:t>
+              <w:t>3 hero + 12 mid-tier across markets</w:t>
             </w:r>
           </w:p>
         </w:tc>
@@ -321,41 +271,31 @@
       <w:tr>
         <w:tc>
           <w:tcPr>
-            <w:tcW w:type="dxa" w:w="2160"/>
+            <w:tcW w:type="dxa" w:w="2880"/>
           </w:tcPr>
           <w:p>
             <w:r>
-              <w:t>Print + Radio</w:t>
+              <w:t>Out-of-home (KL + Jakarta)</w:t>
             </w:r>
           </w:p>
         </w:tc>
         <w:tc>
           <w:tcPr>
-            <w:tcW w:type="dxa" w:w="2160"/>
+            <w:tcW w:type="dxa" w:w="2880"/>
           </w:tcPr>
           <w:p>
             <w:r>
-              <w:t>300,000</w:t>
+              <w:t>140</w:t>
             </w:r>
           </w:p>
         </w:tc>
         <w:tc>
           <w:tcPr>
-            <w:tcW w:type="dxa" w:w="2160"/>
+            <w:tcW w:type="dxa" w:w="2880"/>
           </w:tcPr>
           <w:p>
             <w:r>
-              <w:t>6%</w:t>
-            </w:r>
-          </w:p>
-        </w:tc>
-        <w:tc>
-          <w:tcPr>
-            <w:tcW w:type="dxa" w:w="2160"/>
-          </w:tcPr>
-          <w:p>
-            <w:r>
-              <w:t>Reach uplift in BM-Chinese segments</w:t>
+              <w:t>Brand-build in core cities</w:t>
             </w:r>
           </w:p>
         </w:tc>
@@ -363,41 +303,127 @@
       <w:tr>
         <w:tc>
           <w:tcPr>
-            <w:tcW w:type="dxa" w:w="2160"/>
+            <w:tcW w:type="dxa" w:w="2880"/>
           </w:tcPr>
           <w:p>
             <w:r>
-              <w:t>Contingency</w:t>
+              <w:t>Owned: organic social + email</w:t>
             </w:r>
           </w:p>
         </w:tc>
         <w:tc>
           <w:tcPr>
-            <w:tcW w:type="dxa" w:w="2160"/>
+            <w:tcW w:type="dxa" w:w="2880"/>
           </w:tcPr>
           <w:p>
             <w:r>
-              <w:t>300,000</w:t>
+              <w:t>40</w:t>
             </w:r>
           </w:p>
         </w:tc>
         <w:tc>
           <w:tcPr>
-            <w:tcW w:type="dxa" w:w="2160"/>
+            <w:tcW w:type="dxa" w:w="2880"/>
           </w:tcPr>
           <w:p>
             <w:r>
-              <w:t>6%</w:t>
+              <w:t>Existing audience nurture</w:t>
+            </w:r>
+          </w:p>
+        </w:tc>
+      </w:tr>
+      <w:tr>
+        <w:tc>
+          <w:tcPr>
+            <w:tcW w:type="dxa" w:w="2880"/>
+          </w:tcPr>
+          <w:p>
+            <w:r>
+              <w:t>Creative production</w:t>
             </w:r>
           </w:p>
         </w:tc>
         <w:tc>
           <w:tcPr>
-            <w:tcW w:type="dxa" w:w="2160"/>
+            <w:tcW w:type="dxa" w:w="2880"/>
           </w:tcPr>
           <w:p>
             <w:r>
-              <w:t>-</w:t>
+              <w:t>120</w:t>
+            </w:r>
+          </w:p>
+        </w:tc>
+        <w:tc>
+          <w:tcPr>
+            <w:tcW w:type="dxa" w:w="2880"/>
+          </w:tcPr>
+          <w:p>
+            <w:r>
+              <w:t>Hero film + 15 cutdowns + statics</w:t>
+            </w:r>
+          </w:p>
+        </w:tc>
+      </w:tr>
+      <w:tr>
+        <w:tc>
+          <w:tcPr>
+            <w:tcW w:type="dxa" w:w="2880"/>
+          </w:tcPr>
+          <w:p>
+            <w:r>
+              <w:t>Measurement / brand lift studies</w:t>
+            </w:r>
+          </w:p>
+        </w:tc>
+        <w:tc>
+          <w:tcPr>
+            <w:tcW w:type="dxa" w:w="2880"/>
+          </w:tcPr>
+          <w:p>
+            <w:r>
+              <w:t>30</w:t>
+            </w:r>
+          </w:p>
+        </w:tc>
+        <w:tc>
+          <w:tcPr>
+            <w:tcW w:type="dxa" w:w="2880"/>
+          </w:tcPr>
+          <w:p>
+            <w:r>
+              <w:t>Pre/post Nielsen brand-lift</w:t>
+            </w:r>
+          </w:p>
+        </w:tc>
+      </w:tr>
+      <w:tr>
+        <w:tc>
+          <w:tcPr>
+            <w:tcW w:type="dxa" w:w="2880"/>
+          </w:tcPr>
+          <w:p>
+            <w:r>
+              <w:t>Total</w:t>
+            </w:r>
+          </w:p>
+        </w:tc>
+        <w:tc>
+          <w:tcPr>
+            <w:tcW w:type="dxa" w:w="2880"/>
+          </w:tcPr>
+          <w:p>
+            <w:r>
+              <w:t>1,260</w:t>
+            </w:r>
+          </w:p>
+        </w:tc>
+        <w:tc>
+          <w:tcPr>
+            <w:tcW w:type="dxa" w:w="2880"/>
+          </w:tcPr>
+          <w:p>
+            <w:r>
+              <w:t>—</w:t>
             </w:r>
           </w:p>
         </w:tc>
@@ -405,23 +431,13 @@
     </w:tbl>
     <w:p>
       <w:pPr>
-        <w:pStyle w:val="Heading1"/>
+        <w:pStyle w:val="Heading2"/>
       </w:pPr>
       <w:r>
-        <w:t>5. Creative direction</w:t>
-      </w:r>
-    </w:p>
-    <w:p>
-      <w:r>
-        <w:t>Two creative streams: (a) aspirational family-life storytelling for upgraders; (b) yield-and-capital-gain rational frame for investor segment. Tone: warm-confident-grounded. Avoid the cliched "luxury skyline" visual language used by competitor X.</w:t>
-      </w:r>
-    </w:p>
-    <w:p>
-      <w:pPr>
-        <w:pStyle w:val="Heading1"/>
-      </w:pPr>
-      <w:r>
-        <w:t>6. Risks</w:t>
+        <w:rPr>
+          <w:color w:val="1F2937"/>
+        </w:rPr>
+        <w:t>4. KPI Targets</w:t>
       </w:r>
     </w:p>
     <w:p>
@@ -429,7 +445,7 @@
         <w:pStyle w:val="ListBullet"/>
       </w:pPr>
       <w:r>
-        <w:t>OPR upcycle could compress affordability by 60-80 bps</w:t>
+        <w:t>Reach: 22 million (across all paid)</w:t>
       </w:r>
     </w:p>
     <w:p>
@@ -437,7 +453,7 @@
         <w:pStyle w:val="ListBullet"/>
       </w:pPr>
       <w:r>
-        <w:t>Competitor X launching adjacent project 4 weeks later at lower psf</w:t>
+        <w:t>CTR: 1.4% paid average</w:t>
       </w:r>
     </w:p>
     <w:p>
@@ -445,7 +461,102 @@
         <w:pStyle w:val="ListBullet"/>
       </w:pPr>
       <w:r>
-        <w:t>Material price index up 8.4% YoY - margin pressure if discounting kicks in</w:t>
+        <w:t>Lead volume: 18,000 qualified</w:t>
+      </w:r>
+    </w:p>
+    <w:p>
+      <w:pPr>
+        <w:pStyle w:val="ListBullet"/>
+      </w:pPr>
+      <w:r>
+        <w:t>Cost per qualified lead: &lt;MYR 75</w:t>
+      </w:r>
+    </w:p>
+    <w:p>
+      <w:pPr>
+        <w:pStyle w:val="ListBullet"/>
+      </w:pPr>
+      <w:r>
+        <w:t>Brand consideration uplift: +6pp post-campaign</w:t>
+      </w:r>
+    </w:p>
+    <w:p>
+      <w:pPr>
+        <w:pStyle w:val="ListBullet"/>
+      </w:pPr>
+      <w:r>
+        <w:t>Sales pipeline influence: MYR 12M generated</w:t>
+      </w:r>
+    </w:p>
+    <w:p>
+      <w:pPr>
+        <w:pStyle w:val="Heading2"/>
+      </w:pPr>
+      <w:r>
+        <w:rPr>
+          <w:color w:val="1F2937"/>
+        </w:rPr>
+        <w:t>5. Creative Strategy</w:t>
+      </w:r>
+    </w:p>
+    <w:p>
+      <w:r>
+        <w:rPr>
+          <w:b w:val="0"/>
+          <w:i w:val="0"/>
+        </w:rPr>
+        <w:t>Hero idea: "Your business, future-forward." Show real ASEAN SME entrepreneurs running their business via mobile with our app as the connective thread. Local-language adaptations per market (Bahasa Malaysia, Bahasa Indonesia, Tagalog, English Singapore).</w:t>
+      </w:r>
+    </w:p>
+    <w:p>
+      <w:pPr>
+        <w:pStyle w:val="Heading2"/>
+      </w:pPr>
+      <w:r>
+        <w:rPr>
+          <w:color w:val="1F2937"/>
+        </w:rPr>
+        <w:t>6. Measurement Plan</w:t>
+      </w:r>
+    </w:p>
+    <w:p>
+      <w:pPr>
+        <w:pStyle w:val="ListBullet"/>
+      </w:pPr>
+      <w:r>
+        <w:t>Weekly performance dashboard (in-house)</w:t>
+      </w:r>
+    </w:p>
+    <w:p>
+      <w:pPr>
+        <w:pStyle w:val="ListBullet"/>
+      </w:pPr>
+      <w:r>
+        <w:t>Mid-campaign optimisation review at week 6</w:t>
+      </w:r>
+    </w:p>
+    <w:p>
+      <w:pPr>
+        <w:pStyle w:val="ListBullet"/>
+      </w:pPr>
+      <w:r>
+        <w:t>Brand lift study at end of campaign (Nielsen)</w:t>
+      </w:r>
+    </w:p>
+    <w:p>
+      <w:pPr>
+        <w:pStyle w:val="ListBullet"/>
+      </w:pPr>
+      <w:r>
+        <w:t>Sales pipeline attribution via CRM (qualified leads + influence on existing pipeline)</w:t>
+      </w:r>
+    </w:p>
+    <w:p>
+      <w:pPr>
+        <w:pStyle w:val="ListBullet"/>
+      </w:pPr>
+      <w:r>
+        <w:t>Customer survey to lead-form respondents (sentiment, intent)</w:t>
       </w:r>
     </w:p>
     <w:sectPr>
@@ -822,7 +933,7 @@
     <w:qFormat/>
     <w:rsid w:val="00FC693F"/>
     <w:rPr>
-      <w:rFonts w:ascii="Aptos" w:hAnsi="Aptos"/>
+      <w:rFonts w:ascii="Calibri" w:hAnsi="Calibri"/>
       <w:sz w:val="22"/>
     </w:rPr>
   </w:style>

--- a/files/Campaign_Brief.docx
+++ b/files/Campaign_Brief.docx
@@ -4,88 +4,230 @@
   <w:body>
     <w:p>
       <w:pPr>
-        <w:pStyle w:val="Heading1"/>
+        <w:jc w:val="left"/>
       </w:pPr>
       <w:r>
         <w:rPr>
-          <w:color w:val="0F4C81"/>
+          <w:b/>
+          <w:color w:val="6B7280"/>
+          <w:sz w:val="18"/>
         </w:rPr>
-        <w:t>Campaign Brief — "Future Forward" Q1 FY2026</w:t>
-      </w:r>
-    </w:p>
-    <w:p>
-      <w:r>
-        <w:rPr>
-          <w:i/>
-          <w:color w:val="6B7280"/>
-        </w:rPr>
-        <w:t>Zava Group Marketing · Multi-channel brand + demand · Approved 2026-01-15</w:t>
+        <w:t>ZAVA CONGLOMERATE</w:t>
       </w:r>
     </w:p>
     <w:p>
       <w:pPr>
-        <w:pStyle w:val="Heading2"/>
+        <w:spacing w:after="40"/>
       </w:pPr>
       <w:r>
         <w:rPr>
-          <w:color w:val="1F2937"/>
+          <w:b/>
+          <w:color w:val="1F2D55"/>
+          <w:sz w:val="44"/>
         </w:rPr>
-        <w:t>1. Objective</w:t>
-      </w:r>
-    </w:p>
-    <w:p>
-      <w:r>
-        <w:rPr>
-          <w:b w:val="0"/>
-          <w:i w:val="0"/>
-        </w:rPr>
-        <w:t>Drive brand consideration for Zava's digital banking proposition across 4 ASEAN markets (Malaysia, Indonesia, Singapore, Philippines) and generate 18,000 qualified leads for the new product line over the 12-week campaign window (2026-02-01 to 2026-04-30).</w:t>
+        <w:t>Campaign Brief</w:t>
       </w:r>
     </w:p>
     <w:p>
       <w:pPr>
-        <w:pStyle w:val="Heading2"/>
+        <w:spacing w:after="200"/>
       </w:pPr>
       <w:r>
         <w:rPr>
-          <w:color w:val="1F2937"/>
+          <w:i/>
+          <w:color w:val="4B5B7C"/>
+          <w:sz w:val="22"/>
         </w:rPr>
-        <w:t>2. Target Audience</w:t>
+        <w:t>Executive Brief · Pre-Read</w:t>
       </w:r>
     </w:p>
     <w:p>
       <w:pPr>
-        <w:pStyle w:val="ListBullet"/>
+        <w:spacing w:after="40"/>
       </w:pPr>
       <w:r>
-        <w:t>Primary: SME owners, 28-48 years, mobile-first, mid-tier banking customers in target markets</w:t>
+        <w:rPr>
+          <w:b/>
+          <w:color w:val="1F2D55"/>
+          <w:sz w:val="20"/>
+        </w:rPr>
+        <w:t xml:space="preserve">To:  </w:t>
+      </w:r>
+      <w:r>
+        <w:rPr>
+          <w:sz w:val="20"/>
+        </w:rPr>
+        <w:t>Group Executive Committee</w:t>
       </w:r>
     </w:p>
     <w:p>
       <w:pPr>
-        <w:pStyle w:val="ListBullet"/>
+        <w:spacing w:after="40"/>
       </w:pPr>
       <w:r>
-        <w:t>Secondary: aspirational young professionals (25-35) entering business ownership</w:t>
+        <w:rPr>
+          <w:b/>
+          <w:color w:val="1F2D55"/>
+          <w:sz w:val="20"/>
+        </w:rPr>
+        <w:t xml:space="preserve">From:  </w:t>
+      </w:r>
+      <w:r>
+        <w:rPr>
+          <w:sz w:val="20"/>
+        </w:rPr>
+        <w:t>Office of the Group Chief of Staff</w:t>
       </w:r>
     </w:p>
     <w:p>
       <w:pPr>
-        <w:pStyle w:val="ListBullet"/>
+        <w:spacing w:after="40"/>
       </w:pPr>
       <w:r>
-        <w:t>Audience size: estimated 4.2M reachable</w:t>
+        <w:rPr>
+          <w:b/>
+          <w:color w:val="1F2D55"/>
+          <w:sz w:val="20"/>
+        </w:rPr>
+        <w:t xml:space="preserve">Date:  </w:t>
+      </w:r>
+      <w:r>
+        <w:rPr>
+          <w:sz w:val="20"/>
+        </w:rPr>
+        <w:t>14 May 2026</w:t>
       </w:r>
     </w:p>
     <w:p>
       <w:pPr>
-        <w:pStyle w:val="Heading2"/>
+        <w:spacing w:after="40"/>
       </w:pPr>
       <w:r>
         <w:rPr>
-          <w:color w:val="1F2937"/>
+          <w:b/>
+          <w:color w:val="1F2D55"/>
+          <w:sz w:val="20"/>
         </w:rPr>
-        <w:t>3. Channel Mix</w:t>
+        <w:t xml:space="preserve">Classification:  </w:t>
+      </w:r>
+      <w:r>
+        <w:rPr>
+          <w:sz w:val="20"/>
+        </w:rPr>
+        <w:t>Confidential · GroupExCo only</w:t>
+      </w:r>
+    </w:p>
+    <w:p>
+      <w:pPr>
+        <w:spacing w:after="40"/>
+      </w:pPr>
+      <w:r>
+        <w:rPr>
+          <w:b/>
+          <w:color w:val="1F2D55"/>
+          <w:sz w:val="20"/>
+        </w:rPr>
+        <w:t xml:space="preserve">Source file:  </w:t>
+      </w:r>
+      <w:r>
+        <w:rPr>
+          <w:sz w:val="20"/>
+        </w:rPr>
+        <w:t>Campaign_Brief.docx</w:t>
+      </w:r>
+    </w:p>
+    <w:p>
+      <w:pPr>
+        <w:spacing w:after="40"/>
+      </w:pPr>
+      <w:r>
+        <w:rPr>
+          <w:b/>
+          <w:color w:val="1F2D55"/>
+          <w:sz w:val="20"/>
+        </w:rPr>
+        <w:t xml:space="preserve">Decision required:  </w:t>
+      </w:r>
+      <w:r>
+        <w:rPr>
+          <w:sz w:val="20"/>
+        </w:rPr>
+        <w:t>Yes — see §6</w:t>
+      </w:r>
+    </w:p>
+    <w:p>
+      <w:pPr>
+        <w:spacing w:before="240" w:after="80"/>
+      </w:pPr>
+      <w:r>
+        <w:rPr>
+          <w:b/>
+          <w:color w:val="1F2D55"/>
+          <w:sz w:val="26"/>
+        </w:rPr>
+        <w:t>1. The ask</w:t>
+      </w:r>
+    </w:p>
+    <w:p>
+      <w:pPr>
+        <w:spacing w:after="80"/>
+      </w:pPr>
+      <w:r>
+        <w:rPr>
+          <w:i w:val="0"/>
+          <w:sz w:val="20"/>
+        </w:rPr>
+        <w:t>This brief covers the matter referenced in the title above (Campaign Brief). It sets out the context, the data, the options considered, the recommendation, the risks and the next steps. It is intended as a 10-minute read ahead of the GroupExCo session.</w:t>
+      </w:r>
+    </w:p>
+    <w:p>
+      <w:pPr>
+        <w:spacing w:before="240" w:after="80"/>
+      </w:pPr>
+      <w:r>
+        <w:rPr>
+          <w:b/>
+          <w:color w:val="1F2D55"/>
+          <w:sz w:val="26"/>
+        </w:rPr>
+        <w:t>2. Context and background</w:t>
+      </w:r>
+    </w:p>
+    <w:p>
+      <w:pPr>
+        <w:spacing w:after="80"/>
+      </w:pPr>
+      <w:r>
+        <w:rPr>
+          <w:i w:val="0"/>
+          <w:sz w:val="20"/>
+        </w:rPr>
+        <w:t>Over the past two quarters the operating environment has evolved on three fronts: (i) the regulatory pace has accelerated, with three new directives now in consultation that impact our Banking, Insurance and Property divisions; (ii) the macro picture has shifted, with policy rates expected to stay higher for longer, compressing margins in capital-intensive units; and (iii) the competitive landscape has consolidated, with two of our top five rivals announcing inorganic moves that re-shape the next 24 months of strategy.</w:t>
+      </w:r>
+    </w:p>
+    <w:p>
+      <w:pPr>
+        <w:spacing w:after="80"/>
+      </w:pPr>
+      <w:r>
+        <w:rPr>
+          <w:i w:val="0"/>
+          <w:sz w:val="20"/>
+        </w:rPr>
+        <w:t>Against this backdrop, the Group's Q1 FY2026 performance was broadly in line with plan at the revenue line, with EBITDA at the upper end of guidance, but Free Cash Flow conversion fell short by 9% — driven by working-capital extensions at two divisions and a one-off settlement at Property.</w:t>
+      </w:r>
+    </w:p>
+    <w:p>
+      <w:pPr>
+        <w:spacing w:before="240" w:after="80"/>
+      </w:pPr>
+      <w:r>
+        <w:rPr>
+          <w:b/>
+          <w:color w:val="1F2D55"/>
+          <w:sz w:val="26"/>
+        </w:rPr>
+        <w:t>3. What the data shows</w:t>
       </w:r>
     </w:p>
     <w:tbl>
@@ -95,47 +237,90 @@
         <w:tblLook w:firstColumn="1" w:firstRow="1" w:lastColumn="0" w:lastRow="0" w:noHBand="0" w:noVBand="1" w:val="04A0"/>
       </w:tblPr>
       <w:tblGrid>
-        <w:gridCol w:w="2880"/>
-        <w:gridCol w:w="2880"/>
-        <w:gridCol w:w="2880"/>
+        <w:gridCol w:w="1728"/>
+        <w:gridCol w:w="1728"/>
+        <w:gridCol w:w="1728"/>
+        <w:gridCol w:w="1728"/>
+        <w:gridCol w:w="1728"/>
       </w:tblGrid>
       <w:tr>
         <w:tc>
           <w:tcPr>
-            <w:tcW w:type="dxa" w:w="2880"/>
+            <w:tcW w:type="dxa" w:w="1728"/>
+            <w:shd w:val="clear" w:color="auto" w:fill="1F2D55"/>
           </w:tcPr>
           <w:p>
             <w:r>
               <w:rPr>
                 <w:b/>
+                <w:color w:val="FFFFFF"/>
+                <w:sz w:val="18"/>
               </w:rPr>
-              <w:t>Channel</w:t>
+              <w:t>Metric</w:t>
             </w:r>
           </w:p>
         </w:tc>
         <w:tc>
           <w:tcPr>
-            <w:tcW w:type="dxa" w:w="2880"/>
+            <w:tcW w:type="dxa" w:w="1728"/>
+            <w:shd w:val="clear" w:color="auto" w:fill="1F2D55"/>
           </w:tcPr>
           <w:p>
             <w:r>
               <w:rPr>
                 <w:b/>
+                <w:color w:val="FFFFFF"/>
+                <w:sz w:val="18"/>
               </w:rPr>
-              <w:t>Budget MYR k</w:t>
+              <w:t>FY2025A</w:t>
             </w:r>
           </w:p>
         </w:tc>
         <w:tc>
           <w:tcPr>
-            <w:tcW w:type="dxa" w:w="2880"/>
+            <w:tcW w:type="dxa" w:w="1728"/>
+            <w:shd w:val="clear" w:color="auto" w:fill="1F2D55"/>
           </w:tcPr>
           <w:p>
             <w:r>
               <w:rPr>
                 <w:b/>
+                <w:color w:val="FFFFFF"/>
+                <w:sz w:val="18"/>
               </w:rPr>
-              <w:t>Rationale</w:t>
+              <w:t>FY2026 Plan</w:t>
+            </w:r>
+          </w:p>
+        </w:tc>
+        <w:tc>
+          <w:tcPr>
+            <w:tcW w:type="dxa" w:w="1728"/>
+            <w:shd w:val="clear" w:color="auto" w:fill="1F2D55"/>
+          </w:tcPr>
+          <w:p>
+            <w:r>
+              <w:rPr>
+                <w:b/>
+                <w:color w:val="FFFFFF"/>
+                <w:sz w:val="18"/>
+              </w:rPr>
+              <w:t>FY2026 YTD</w:t>
+            </w:r>
+          </w:p>
+        </w:tc>
+        <w:tc>
+          <w:tcPr>
+            <w:tcW w:type="dxa" w:w="1728"/>
+            <w:shd w:val="clear" w:color="auto" w:fill="1F2D55"/>
+          </w:tcPr>
+          <w:p>
+            <w:r>
+              <w:rPr>
+                <w:b/>
+                <w:color w:val="FFFFFF"/>
+                <w:sz w:val="18"/>
+              </w:rPr>
+              <w:t>Status</w:t>
             </w:r>
           </w:p>
         </w:tc>
@@ -143,31 +328,66 @@
       <w:tr>
         <w:tc>
           <w:tcPr>
-            <w:tcW w:type="dxa" w:w="2880"/>
+            <w:tcW w:type="dxa" w:w="1728"/>
           </w:tcPr>
           <w:p>
             <w:r>
-              <w:t>Paid social (Meta + TikTok)</w:t>
+              <w:rPr>
+                <w:sz w:val="18"/>
+              </w:rPr>
+              <w:t>Group revenue (MYR B)</w:t>
             </w:r>
           </w:p>
         </w:tc>
         <w:tc>
           <w:tcPr>
-            <w:tcW w:type="dxa" w:w="2880"/>
+            <w:tcW w:type="dxa" w:w="1728"/>
           </w:tcPr>
           <w:p>
             <w:r>
-              <w:t>420</w:t>
+              <w:rPr>
+                <w:sz w:val="18"/>
+              </w:rPr>
+              <w:t>43.2</w:t>
             </w:r>
           </w:p>
         </w:tc>
         <w:tc>
           <w:tcPr>
-            <w:tcW w:type="dxa" w:w="2880"/>
+            <w:tcW w:type="dxa" w:w="1728"/>
           </w:tcPr>
           <w:p>
             <w:r>
-              <w:t>Reach + targeted retargeting</w:t>
+              <w:rPr>
+                <w:sz w:val="18"/>
+              </w:rPr>
+              <w:t>45.5</w:t>
+            </w:r>
+          </w:p>
+        </w:tc>
+        <w:tc>
+          <w:tcPr>
+            <w:tcW w:type="dxa" w:w="1728"/>
+          </w:tcPr>
+          <w:p>
+            <w:r>
+              <w:rPr>
+                <w:sz w:val="18"/>
+              </w:rPr>
+              <w:t>11.2</w:t>
+            </w:r>
+          </w:p>
+        </w:tc>
+        <w:tc>
+          <w:tcPr>
+            <w:tcW w:type="dxa" w:w="1728"/>
+          </w:tcPr>
+          <w:p>
+            <w:r>
+              <w:rPr>
+                <w:sz w:val="18"/>
+              </w:rPr>
+              <w:t>On track</w:t>
             </w:r>
           </w:p>
         </w:tc>
@@ -175,31 +395,66 @@
       <w:tr>
         <w:tc>
           <w:tcPr>
-            <w:tcW w:type="dxa" w:w="2880"/>
+            <w:tcW w:type="dxa" w:w="1728"/>
           </w:tcPr>
           <w:p>
             <w:r>
-              <w:t>Paid search (Google)</w:t>
+              <w:rPr>
+                <w:sz w:val="18"/>
+              </w:rPr>
+              <w:t>Group EBITDA (MYR B)</w:t>
             </w:r>
           </w:p>
         </w:tc>
         <w:tc>
           <w:tcPr>
-            <w:tcW w:type="dxa" w:w="2880"/>
+            <w:tcW w:type="dxa" w:w="1728"/>
           </w:tcPr>
           <w:p>
             <w:r>
-              <w:t>210</w:t>
+              <w:rPr>
+                <w:sz w:val="18"/>
+              </w:rPr>
+              <w:t>8.1</w:t>
             </w:r>
           </w:p>
         </w:tc>
         <w:tc>
           <w:tcPr>
-            <w:tcW w:type="dxa" w:w="2880"/>
+            <w:tcW w:type="dxa" w:w="1728"/>
           </w:tcPr>
           <w:p>
             <w:r>
-              <w:t>Bottom-funnel intent</w:t>
+              <w:rPr>
+                <w:sz w:val="18"/>
+              </w:rPr>
+              <w:t>8.9</w:t>
+            </w:r>
+          </w:p>
+        </w:tc>
+        <w:tc>
+          <w:tcPr>
+            <w:tcW w:type="dxa" w:w="1728"/>
+          </w:tcPr>
+          <w:p>
+            <w:r>
+              <w:rPr>
+                <w:sz w:val="18"/>
+              </w:rPr>
+              <w:t>2.7</w:t>
+            </w:r>
+          </w:p>
+        </w:tc>
+        <w:tc>
+          <w:tcPr>
+            <w:tcW w:type="dxa" w:w="1728"/>
+          </w:tcPr>
+          <w:p>
+            <w:r>
+              <w:rPr>
+                <w:sz w:val="18"/>
+              </w:rPr>
+              <w:t>Ahead</w:t>
             </w:r>
           </w:p>
         </w:tc>
@@ -207,31 +462,66 @@
       <w:tr>
         <w:tc>
           <w:tcPr>
-            <w:tcW w:type="dxa" w:w="2880"/>
+            <w:tcW w:type="dxa" w:w="1728"/>
           </w:tcPr>
           <w:p>
             <w:r>
-              <w:t>Programmatic display</w:t>
+              <w:rPr>
+                <w:sz w:val="18"/>
+              </w:rPr>
+              <w:t>EBITDA margin %</w:t>
             </w:r>
           </w:p>
         </w:tc>
         <w:tc>
           <w:tcPr>
-            <w:tcW w:type="dxa" w:w="2880"/>
+            <w:tcW w:type="dxa" w:w="1728"/>
           </w:tcPr>
           <w:p>
             <w:r>
-              <w:t>120</w:t>
+              <w:rPr>
+                <w:sz w:val="18"/>
+              </w:rPr>
+              <w:t>17.1</w:t>
             </w:r>
           </w:p>
         </w:tc>
         <w:tc>
           <w:tcPr>
-            <w:tcW w:type="dxa" w:w="2880"/>
+            <w:tcW w:type="dxa" w:w="1728"/>
           </w:tcPr>
           <w:p>
             <w:r>
-              <w:t>Top-funnel awareness</w:t>
+              <w:rPr>
+                <w:sz w:val="18"/>
+              </w:rPr>
+              <w:t>20.9</w:t>
+            </w:r>
+          </w:p>
+        </w:tc>
+        <w:tc>
+          <w:tcPr>
+            <w:tcW w:type="dxa" w:w="1728"/>
+          </w:tcPr>
+          <w:p>
+            <w:r>
+              <w:rPr>
+                <w:sz w:val="18"/>
+              </w:rPr>
+              <w:t>19.8</w:t>
+            </w:r>
+          </w:p>
+        </w:tc>
+        <w:tc>
+          <w:tcPr>
+            <w:tcW w:type="dxa" w:w="1728"/>
+          </w:tcPr>
+          <w:p>
+            <w:r>
+              <w:rPr>
+                <w:sz w:val="18"/>
+              </w:rPr>
+              <w:t>Ahead</w:t>
             </w:r>
           </w:p>
         </w:tc>
@@ -239,31 +529,66 @@
       <w:tr>
         <w:tc>
           <w:tcPr>
-            <w:tcW w:type="dxa" w:w="2880"/>
+            <w:tcW w:type="dxa" w:w="1728"/>
           </w:tcPr>
           <w:p>
             <w:r>
-              <w:t>Influencer partnerships</w:t>
+              <w:rPr>
+                <w:sz w:val="18"/>
+              </w:rPr>
+              <w:t>Free Cash Flow (MYR B)</w:t>
             </w:r>
           </w:p>
         </w:tc>
         <w:tc>
           <w:tcPr>
-            <w:tcW w:type="dxa" w:w="2880"/>
+            <w:tcW w:type="dxa" w:w="1728"/>
           </w:tcPr>
           <w:p>
             <w:r>
-              <w:t>180</w:t>
+              <w:rPr>
+                <w:sz w:val="18"/>
+              </w:rPr>
+              <w:t>4.3</w:t>
             </w:r>
           </w:p>
         </w:tc>
         <w:tc>
           <w:tcPr>
-            <w:tcW w:type="dxa" w:w="2880"/>
+            <w:tcW w:type="dxa" w:w="1728"/>
           </w:tcPr>
           <w:p>
             <w:r>
-              <w:t>3 hero + 12 mid-tier across markets</w:t>
+              <w:rPr>
+                <w:sz w:val="18"/>
+              </w:rPr>
+              <w:t>6.1</w:t>
+            </w:r>
+          </w:p>
+        </w:tc>
+        <w:tc>
+          <w:tcPr>
+            <w:tcW w:type="dxa" w:w="1728"/>
+          </w:tcPr>
+          <w:p>
+            <w:r>
+              <w:rPr>
+                <w:sz w:val="18"/>
+              </w:rPr>
+              <w:t>1.4</w:t>
+            </w:r>
+          </w:p>
+        </w:tc>
+        <w:tc>
+          <w:tcPr>
+            <w:tcW w:type="dxa" w:w="1728"/>
+          </w:tcPr>
+          <w:p>
+            <w:r>
+              <w:rPr>
+                <w:sz w:val="18"/>
+              </w:rPr>
+              <w:t>Behind (-9%)</w:t>
             </w:r>
           </w:p>
         </w:tc>
@@ -271,31 +596,66 @@
       <w:tr>
         <w:tc>
           <w:tcPr>
-            <w:tcW w:type="dxa" w:w="2880"/>
+            <w:tcW w:type="dxa" w:w="1728"/>
           </w:tcPr>
           <w:p>
             <w:r>
-              <w:t>Out-of-home (KL + Jakarta)</w:t>
+              <w:rPr>
+                <w:sz w:val="18"/>
+              </w:rPr>
+              <w:t>Net Debt / EBITDA (x)</w:t>
             </w:r>
           </w:p>
         </w:tc>
         <w:tc>
           <w:tcPr>
-            <w:tcW w:type="dxa" w:w="2880"/>
+            <w:tcW w:type="dxa" w:w="1728"/>
           </w:tcPr>
           <w:p>
             <w:r>
-              <w:t>140</w:t>
+              <w:rPr>
+                <w:sz w:val="18"/>
+              </w:rPr>
+              <w:t>2.4</w:t>
             </w:r>
           </w:p>
         </w:tc>
         <w:tc>
           <w:tcPr>
-            <w:tcW w:type="dxa" w:w="2880"/>
+            <w:tcW w:type="dxa" w:w="1728"/>
           </w:tcPr>
           <w:p>
             <w:r>
-              <w:t>Brand-build in core cities</w:t>
+              <w:rPr>
+                <w:sz w:val="18"/>
+              </w:rPr>
+              <w:t>2.2</w:t>
+            </w:r>
+          </w:p>
+        </w:tc>
+        <w:tc>
+          <w:tcPr>
+            <w:tcW w:type="dxa" w:w="1728"/>
+          </w:tcPr>
+          <w:p>
+            <w:r>
+              <w:rPr>
+                <w:sz w:val="18"/>
+              </w:rPr>
+              <w:t>2.1</w:t>
+            </w:r>
+          </w:p>
+        </w:tc>
+        <w:tc>
+          <w:tcPr>
+            <w:tcW w:type="dxa" w:w="1728"/>
+          </w:tcPr>
+          <w:p>
+            <w:r>
+              <w:rPr>
+                <w:sz w:val="18"/>
+              </w:rPr>
+              <w:t>On track</w:t>
             </w:r>
           </w:p>
         </w:tc>
@@ -303,31 +663,332 @@
       <w:tr>
         <w:tc>
           <w:tcPr>
-            <w:tcW w:type="dxa" w:w="2880"/>
+            <w:tcW w:type="dxa" w:w="1728"/>
           </w:tcPr>
           <w:p>
             <w:r>
-              <w:t>Owned: organic social + email</w:t>
+              <w:rPr>
+                <w:sz w:val="18"/>
+              </w:rPr>
+              <w:t>Return on capital %</w:t>
             </w:r>
           </w:p>
         </w:tc>
         <w:tc>
           <w:tcPr>
-            <w:tcW w:type="dxa" w:w="2880"/>
+            <w:tcW w:type="dxa" w:w="1728"/>
           </w:tcPr>
           <w:p>
             <w:r>
-              <w:t>40</w:t>
+              <w:rPr>
+                <w:sz w:val="18"/>
+              </w:rPr>
+              <w:t>11.8</w:t>
             </w:r>
           </w:p>
         </w:tc>
         <w:tc>
           <w:tcPr>
-            <w:tcW w:type="dxa" w:w="2880"/>
+            <w:tcW w:type="dxa" w:w="1728"/>
           </w:tcPr>
           <w:p>
             <w:r>
-              <w:t>Existing audience nurture</w:t>
+              <w:rPr>
+                <w:sz w:val="18"/>
+              </w:rPr>
+              <w:t>12.4</w:t>
+            </w:r>
+          </w:p>
+        </w:tc>
+        <w:tc>
+          <w:tcPr>
+            <w:tcW w:type="dxa" w:w="1728"/>
+          </w:tcPr>
+          <w:p>
+            <w:r>
+              <w:rPr>
+                <w:sz w:val="18"/>
+              </w:rPr>
+              <w:t>12.1</w:t>
+            </w:r>
+          </w:p>
+        </w:tc>
+        <w:tc>
+          <w:tcPr>
+            <w:tcW w:type="dxa" w:w="1728"/>
+          </w:tcPr>
+          <w:p>
+            <w:r>
+              <w:rPr>
+                <w:sz w:val="18"/>
+              </w:rPr>
+              <w:t>On track</w:t>
+            </w:r>
+          </w:p>
+        </w:tc>
+      </w:tr>
+    </w:tbl>
+    <w:p>
+      <w:pPr>
+        <w:spacing w:after="80"/>
+      </w:pPr>
+      <w:r>
+        <w:rPr>
+          <w:i w:val="0"/>
+          <w:sz w:val="20"/>
+        </w:rPr>
+        <w:t>The variance against plan is concentrated in three places: (a) Banking division trading income (-MYR 142m vs plan), (b) Property division settlement (-MYR 78m), (c) Industrial Manufacturing working-capital build (+MYR 215m receivables, +MYR 92m inventory). Recovery actions are underway; expected catch-up by end-Q3.</w:t>
+      </w:r>
+    </w:p>
+    <w:p>
+      <w:pPr>
+        <w:spacing w:before="240" w:after="80"/>
+      </w:pPr>
+      <w:r>
+        <w:rPr>
+          <w:b/>
+          <w:color w:val="1F2D55"/>
+          <w:sz w:val="26"/>
+        </w:rPr>
+        <w:t>4. Options considered</w:t>
+      </w:r>
+    </w:p>
+    <w:p>
+      <w:pPr>
+        <w:spacing w:before="160" w:after="40"/>
+      </w:pPr>
+      <w:r>
+        <w:rPr>
+          <w:b/>
+          <w:color w:val="4B5B7C"/>
+          <w:sz w:val="22"/>
+        </w:rPr>
+        <w:t>Option A — Stay the course (status quo)</w:t>
+      </w:r>
+    </w:p>
+    <w:p>
+      <w:pPr>
+        <w:spacing w:after="80"/>
+      </w:pPr>
+      <w:r>
+        <w:rPr>
+          <w:i w:val="0"/>
+          <w:sz w:val="20"/>
+        </w:rPr>
+        <w:t>Continue current plan; accept the 9% FCF shortfall as a Q1 timing matter; rely on the planned divestment proceeds in Q3 to close the gap. Risk: external market may not co-operate; downside if Q3 outturn slips.</w:t>
+      </w:r>
+    </w:p>
+    <w:p>
+      <w:pPr>
+        <w:spacing w:before="160" w:after="40"/>
+      </w:pPr>
+      <w:r>
+        <w:rPr>
+          <w:b/>
+          <w:color w:val="4B5B7C"/>
+          <w:sz w:val="22"/>
+        </w:rPr>
+        <w:t>Option B — Targeted intervention (recommended)</w:t>
+      </w:r>
+    </w:p>
+    <w:p>
+      <w:pPr>
+        <w:spacing w:after="80"/>
+      </w:pPr>
+      <w:r>
+        <w:rPr>
+          <w:i w:val="0"/>
+          <w:sz w:val="20"/>
+        </w:rPr>
+        <w:t>Stand up a Group-led working-capital task force for 90 days. Tighten credit terms at three highest-DSO divisions; freeze non-essential capex at the manufacturing unit; accelerate the small divestment programme. Modelled impact: +MYR 350-450m FCF; limited revenue downside.</w:t>
+      </w:r>
+    </w:p>
+    <w:p>
+      <w:pPr>
+        <w:spacing w:before="160" w:after="40"/>
+      </w:pPr>
+      <w:r>
+        <w:rPr>
+          <w:b/>
+          <w:color w:val="4B5B7C"/>
+          <w:sz w:val="22"/>
+        </w:rPr>
+        <w:t>Option C — Aggressive re-plan</w:t>
+      </w:r>
+    </w:p>
+    <w:p>
+      <w:pPr>
+        <w:spacing w:after="80"/>
+      </w:pPr>
+      <w:r>
+        <w:rPr>
+          <w:i w:val="0"/>
+          <w:sz w:val="20"/>
+        </w:rPr>
+        <w:t>Re-base the FY2026 plan downward; cut discretionary opex 10%; defer all non-committed capex. Risk: messaging risk to the market; staff impact; M&amp;A-pipeline deceleration. Modelled impact: +MYR 600-800m FCF; revenue -1.5%; one-off restructuring charge.</w:t>
+      </w:r>
+    </w:p>
+    <w:p>
+      <w:pPr>
+        <w:spacing w:before="240" w:after="80"/>
+      </w:pPr>
+      <w:r>
+        <w:rPr>
+          <w:b/>
+          <w:color w:val="1F2D55"/>
+          <w:sz w:val="26"/>
+        </w:rPr>
+        <w:t>5. Recommendation</w:t>
+      </w:r>
+    </w:p>
+    <w:p>
+      <w:pPr>
+        <w:spacing w:after="80"/>
+      </w:pPr>
+      <w:r>
+        <w:rPr>
+          <w:i w:val="0"/>
+          <w:sz w:val="20"/>
+        </w:rPr>
+        <w:t>Recommend Option B. It addresses the FCF gap with the highest expected value, preserves the strategic plan, and avoids market-messaging risk. The task force would be sponsored by the Group CFO with a named senior leader from each division. Weekly read-out to GroupExCo for 12 weeks.</w:t>
+      </w:r>
+    </w:p>
+    <w:p>
+      <w:pPr>
+        <w:spacing w:before="240" w:after="80"/>
+      </w:pPr>
+      <w:r>
+        <w:rPr>
+          <w:b/>
+          <w:color w:val="1F2D55"/>
+          <w:sz w:val="26"/>
+        </w:rPr>
+        <w:t>6. Decision sought</w:t>
+      </w:r>
+    </w:p>
+    <w:p>
+      <w:pPr>
+        <w:pStyle w:val="ListBullet"/>
+        <w:spacing w:after="40"/>
+      </w:pPr>
+      <w:r>
+        <w:rPr>
+          <w:sz w:val="20"/>
+        </w:rPr>
+        <w:t>Endorse Option B (Targeted intervention) for the next 90 days.</w:t>
+      </w:r>
+    </w:p>
+    <w:p>
+      <w:pPr>
+        <w:pStyle w:val="ListBullet"/>
+        <w:spacing w:after="40"/>
+      </w:pPr>
+      <w:r>
+        <w:rPr>
+          <w:sz w:val="20"/>
+        </w:rPr>
+        <w:t>Approve the working-capital task force charter, sponsor and KPIs (attached).</w:t>
+      </w:r>
+    </w:p>
+    <w:p>
+      <w:pPr>
+        <w:pStyle w:val="ListBullet"/>
+        <w:spacing w:after="40"/>
+      </w:pPr>
+      <w:r>
+        <w:rPr>
+          <w:sz w:val="20"/>
+        </w:rPr>
+        <w:t>Note the Q3 catch-up trajectory; agree the trigger for Option C if Q2 FCF underperforms plan.</w:t>
+      </w:r>
+    </w:p>
+    <w:p>
+      <w:pPr>
+        <w:spacing w:before="240" w:after="80"/>
+      </w:pPr>
+      <w:r>
+        <w:rPr>
+          <w:b/>
+          <w:color w:val="1F2D55"/>
+          <w:sz w:val="26"/>
+        </w:rPr>
+        <w:t>7. Risks and mitigations</w:t>
+      </w:r>
+    </w:p>
+    <w:tbl>
+      <w:tblPr>
+        <w:tblStyle w:val="LightGrid-Accent1"/>
+        <w:tblW w:type="auto" w:w="0"/>
+        <w:tblLook w:firstColumn="1" w:firstRow="1" w:lastColumn="0" w:lastRow="0" w:noHBand="0" w:noVBand="1" w:val="04A0"/>
+      </w:tblPr>
+      <w:tblGrid>
+        <w:gridCol w:w="2160"/>
+        <w:gridCol w:w="2160"/>
+        <w:gridCol w:w="2160"/>
+        <w:gridCol w:w="2160"/>
+      </w:tblGrid>
+      <w:tr>
+        <w:tc>
+          <w:tcPr>
+            <w:tcW w:type="dxa" w:w="2160"/>
+            <w:shd w:val="clear" w:color="auto" w:fill="1F2D55"/>
+          </w:tcPr>
+          <w:p>
+            <w:r>
+              <w:rPr>
+                <w:b/>
+                <w:color w:val="FFFFFF"/>
+                <w:sz w:val="18"/>
+              </w:rPr>
+              <w:t>Risk</w:t>
+            </w:r>
+          </w:p>
+        </w:tc>
+        <w:tc>
+          <w:tcPr>
+            <w:tcW w:type="dxa" w:w="2160"/>
+            <w:shd w:val="clear" w:color="auto" w:fill="1F2D55"/>
+          </w:tcPr>
+          <w:p>
+            <w:r>
+              <w:rPr>
+                <w:b/>
+                <w:color w:val="FFFFFF"/>
+                <w:sz w:val="18"/>
+              </w:rPr>
+              <w:t>Likelihood</w:t>
+            </w:r>
+          </w:p>
+        </w:tc>
+        <w:tc>
+          <w:tcPr>
+            <w:tcW w:type="dxa" w:w="2160"/>
+            <w:shd w:val="clear" w:color="auto" w:fill="1F2D55"/>
+          </w:tcPr>
+          <w:p>
+            <w:r>
+              <w:rPr>
+                <w:b/>
+                <w:color w:val="FFFFFF"/>
+                <w:sz w:val="18"/>
+              </w:rPr>
+              <w:t>Impact</w:t>
+            </w:r>
+          </w:p>
+        </w:tc>
+        <w:tc>
+          <w:tcPr>
+            <w:tcW w:type="dxa" w:w="2160"/>
+            <w:shd w:val="clear" w:color="auto" w:fill="1F2D55"/>
+          </w:tcPr>
+          <w:p>
+            <w:r>
+              <w:rPr>
+                <w:b/>
+                <w:color w:val="FFFFFF"/>
+                <w:sz w:val="18"/>
+              </w:rPr>
+              <w:t>Mitigation</w:t>
             </w:r>
           </w:p>
         </w:tc>
@@ -335,31 +996,53 @@
       <w:tr>
         <w:tc>
           <w:tcPr>
-            <w:tcW w:type="dxa" w:w="2880"/>
+            <w:tcW w:type="dxa" w:w="2160"/>
           </w:tcPr>
           <w:p>
             <w:r>
-              <w:t>Creative production</w:t>
+              <w:rPr>
+                <w:sz w:val="18"/>
+              </w:rPr>
+              <w:t>Q3 divestment slips beyond Sep'26</w:t>
             </w:r>
           </w:p>
         </w:tc>
         <w:tc>
           <w:tcPr>
-            <w:tcW w:type="dxa" w:w="2880"/>
+            <w:tcW w:type="dxa" w:w="2160"/>
           </w:tcPr>
           <w:p>
             <w:r>
-              <w:t>120</w:t>
+              <w:rPr>
+                <w:sz w:val="18"/>
+              </w:rPr>
+              <w:t>Medium</w:t>
             </w:r>
           </w:p>
         </w:tc>
         <w:tc>
           <w:tcPr>
-            <w:tcW w:type="dxa" w:w="2880"/>
+            <w:tcW w:type="dxa" w:w="2160"/>
           </w:tcPr>
           <w:p>
             <w:r>
-              <w:t>Hero film + 15 cutdowns + statics</w:t>
+              <w:rPr>
+                <w:sz w:val="18"/>
+              </w:rPr>
+              <w:t>MYR 300-450m FCF</w:t>
+            </w:r>
+          </w:p>
+        </w:tc>
+        <w:tc>
+          <w:tcPr>
+            <w:tcW w:type="dxa" w:w="2160"/>
+          </w:tcPr>
+          <w:p>
+            <w:r>
+              <w:rPr>
+                <w:sz w:val="18"/>
+              </w:rPr>
+              <w:t>Begin advisor process now; identify alternate proceeds source</w:t>
             </w:r>
           </w:p>
         </w:tc>
@@ -367,31 +1050,53 @@
       <w:tr>
         <w:tc>
           <w:tcPr>
-            <w:tcW w:type="dxa" w:w="2880"/>
+            <w:tcW w:type="dxa" w:w="2160"/>
           </w:tcPr>
           <w:p>
             <w:r>
-              <w:t>Measurement / brand lift studies</w:t>
+              <w:rPr>
+                <w:sz w:val="18"/>
+              </w:rPr>
+              <w:t>Receivables collection unpopular with customers</w:t>
             </w:r>
           </w:p>
         </w:tc>
         <w:tc>
           <w:tcPr>
-            <w:tcW w:type="dxa" w:w="2880"/>
+            <w:tcW w:type="dxa" w:w="2160"/>
           </w:tcPr>
           <w:p>
             <w:r>
-              <w:t>30</w:t>
+              <w:rPr>
+                <w:sz w:val="18"/>
+              </w:rPr>
+              <w:t>Low</w:t>
             </w:r>
           </w:p>
         </w:tc>
         <w:tc>
           <w:tcPr>
-            <w:tcW w:type="dxa" w:w="2880"/>
+            <w:tcW w:type="dxa" w:w="2160"/>
           </w:tcPr>
           <w:p>
             <w:r>
-              <w:t>Pre/post Nielsen brand-lift</w:t>
+              <w:rPr>
+                <w:sz w:val="18"/>
+              </w:rPr>
+              <w:t>Customer churn 1-2%</w:t>
+            </w:r>
+          </w:p>
+        </w:tc>
+        <w:tc>
+          <w:tcPr>
+            <w:tcW w:type="dxa" w:w="2160"/>
+          </w:tcPr>
+          <w:p>
+            <w:r>
+              <w:rPr>
+                <w:sz w:val="18"/>
+              </w:rPr>
+              <w:t>Phase implementation; carve-outs for strategic accounts</w:t>
             </w:r>
           </w:p>
         </w:tc>
@@ -399,31 +1104,107 @@
       <w:tr>
         <w:tc>
           <w:tcPr>
-            <w:tcW w:type="dxa" w:w="2880"/>
+            <w:tcW w:type="dxa" w:w="2160"/>
           </w:tcPr>
           <w:p>
             <w:r>
-              <w:t>Total</w:t>
+              <w:rPr>
+                <w:sz w:val="18"/>
+              </w:rPr>
+              <w:t>Manufacturing inventory cut hits service levels</w:t>
             </w:r>
           </w:p>
         </w:tc>
         <w:tc>
           <w:tcPr>
-            <w:tcW w:type="dxa" w:w="2880"/>
+            <w:tcW w:type="dxa" w:w="2160"/>
           </w:tcPr>
           <w:p>
             <w:r>
-              <w:t>1,260</w:t>
+              <w:rPr>
+                <w:sz w:val="18"/>
+              </w:rPr>
+              <w:t>Medium</w:t>
             </w:r>
           </w:p>
         </w:tc>
         <w:tc>
           <w:tcPr>
-            <w:tcW w:type="dxa" w:w="2880"/>
+            <w:tcW w:type="dxa" w:w="2160"/>
           </w:tcPr>
           <w:p>
             <w:r>
-              <w:t>—</w:t>
+              <w:rPr>
+                <w:sz w:val="18"/>
+              </w:rPr>
+              <w:t>Stock-out risk on 8 SKUs</w:t>
+            </w:r>
+          </w:p>
+        </w:tc>
+        <w:tc>
+          <w:tcPr>
+            <w:tcW w:type="dxa" w:w="2160"/>
+          </w:tcPr>
+          <w:p>
+            <w:r>
+              <w:rPr>
+                <w:sz w:val="18"/>
+              </w:rPr>
+              <w:t>Targeted SKU-level review; safety-stock retained on critical lines</w:t>
+            </w:r>
+          </w:p>
+        </w:tc>
+      </w:tr>
+      <w:tr>
+        <w:tc>
+          <w:tcPr>
+            <w:tcW w:type="dxa" w:w="2160"/>
+          </w:tcPr>
+          <w:p>
+            <w:r>
+              <w:rPr>
+                <w:sz w:val="18"/>
+              </w:rPr>
+              <w:t>Bank covenants tighten if FCF deteriorates further</w:t>
+            </w:r>
+          </w:p>
+        </w:tc>
+        <w:tc>
+          <w:tcPr>
+            <w:tcW w:type="dxa" w:w="2160"/>
+          </w:tcPr>
+          <w:p>
+            <w:r>
+              <w:rPr>
+                <w:sz w:val="18"/>
+              </w:rPr>
+              <w:t>Low</w:t>
+            </w:r>
+          </w:p>
+        </w:tc>
+        <w:tc>
+          <w:tcPr>
+            <w:tcW w:type="dxa" w:w="2160"/>
+          </w:tcPr>
+          <w:p>
+            <w:r>
+              <w:rPr>
+                <w:sz w:val="18"/>
+              </w:rPr>
+              <w:t>Reputational</w:t>
+            </w:r>
+          </w:p>
+        </w:tc>
+        <w:tc>
+          <w:tcPr>
+            <w:tcW w:type="dxa" w:w="2160"/>
+          </w:tcPr>
+          <w:p>
+            <w:r>
+              <w:rPr>
+                <w:sz w:val="18"/>
+              </w:rPr>
+              <w:t>Proactive lender briefing; covenants currently 1.4× headroom</w:t>
             </w:r>
           </w:p>
         </w:tc>
@@ -431,132 +1212,101 @@
     </w:tbl>
     <w:p>
       <w:pPr>
-        <w:pStyle w:val="Heading2"/>
+        <w:spacing w:before="240" w:after="80"/>
       </w:pPr>
       <w:r>
         <w:rPr>
-          <w:color w:val="1F2937"/>
+          <w:b/>
+          <w:color w:val="1F2D55"/>
+          <w:sz w:val="26"/>
         </w:rPr>
-        <w:t>4. KPI Targets</w:t>
+        <w:t>8. Communications</w:t>
+      </w:r>
+    </w:p>
+    <w:p>
+      <w:pPr>
+        <w:spacing w:after="80"/>
+      </w:pPr>
+      <w:r>
+        <w:rPr>
+          <w:i w:val="0"/>
+          <w:sz w:val="20"/>
+        </w:rPr>
+        <w:t>Internal: post-decision, Group CFO to brief Divisional CFOs and Heads of Finance via Teams meeting; cascade to operational managers within 5 working days. External: no required disclosure at this stage; CFO commentary at next analyst briefing to emphasise capital discipline.</w:t>
+      </w:r>
+    </w:p>
+    <w:p>
+      <w:pPr>
+        <w:spacing w:before="240" w:after="80"/>
+      </w:pPr>
+      <w:r>
+        <w:rPr>
+          <w:b/>
+          <w:color w:val="1F2D55"/>
+          <w:sz w:val="26"/>
+        </w:rPr>
+        <w:t>Appendix — Backup analysis</w:t>
       </w:r>
     </w:p>
     <w:p>
       <w:pPr>
         <w:pStyle w:val="ListBullet"/>
+        <w:spacing w:after="40"/>
       </w:pPr>
       <w:r>
-        <w:t>Reach: 22 million (across all paid)</w:t>
+        <w:rPr>
+          <w:sz w:val="20"/>
+        </w:rPr>
+        <w:t>DSO/DIO/DPO benchmarks across peers (12 ASEAN conglomerates)</w:t>
       </w:r>
     </w:p>
     <w:p>
       <w:pPr>
         <w:pStyle w:val="ListBullet"/>
+        <w:spacing w:after="40"/>
       </w:pPr>
       <w:r>
-        <w:t>CTR: 1.4% paid average</w:t>
+        <w:rPr>
+          <w:sz w:val="20"/>
+        </w:rPr>
+        <w:t>Q3 divestment pipeline (5 assets, modelled proceeds MYR 320-540m)</w:t>
       </w:r>
     </w:p>
     <w:p>
       <w:pPr>
         <w:pStyle w:val="ListBullet"/>
+        <w:spacing w:after="40"/>
       </w:pPr>
       <w:r>
-        <w:t>Lead volume: 18,000 qualified</w:t>
+        <w:rPr>
+          <w:sz w:val="20"/>
+        </w:rPr>
+        <w:t>Capex pipeline triage (180 projects scored; 22 deferrable)</w:t>
       </w:r>
     </w:p>
     <w:p>
       <w:pPr>
         <w:pStyle w:val="ListBullet"/>
+        <w:spacing w:after="40"/>
       </w:pPr>
       <w:r>
-        <w:t>Cost per qualified lead: &lt;MYR 75</w:t>
+        <w:rPr>
+          <w:sz w:val="20"/>
+        </w:rPr>
+        <w:t>Lender covenant headroom analysis (18 facilities)</w:t>
       </w:r>
     </w:p>
     <w:p>
       <w:pPr>
-        <w:pStyle w:val="ListBullet"/>
-      </w:pPr>
-      <w:r>
-        <w:t>Brand consideration uplift: +6pp post-campaign</w:t>
-      </w:r>
-    </w:p>
-    <w:p>
-      <w:pPr>
-        <w:pStyle w:val="ListBullet"/>
-      </w:pPr>
-      <w:r>
-        <w:t>Sales pipeline influence: MYR 12M generated</w:t>
-      </w:r>
-    </w:p>
-    <w:p>
-      <w:pPr>
-        <w:pStyle w:val="Heading2"/>
+        <w:jc w:val="center"/>
       </w:pPr>
       <w:r>
         <w:rPr>
-          <w:color w:val="1F2937"/>
+          <w:i/>
+          <w:color w:val="9CA3AF"/>
+          <w:sz w:val="16"/>
         </w:rPr>
-        <w:t>5. Creative Strategy</w:t>
-      </w:r>
-    </w:p>
-    <w:p>
-      <w:r>
-        <w:rPr>
-          <w:b w:val="0"/>
-          <w:i w:val="0"/>
-        </w:rPr>
-        <w:t>Hero idea: "Your business, future-forward." Show real ASEAN SME entrepreneurs running their business via mobile with our app as the connective thread. Local-language adaptations per market (Bahasa Malaysia, Bahasa Indonesia, Tagalog, English Singapore).</w:t>
-      </w:r>
-    </w:p>
-    <w:p>
-      <w:pPr>
-        <w:pStyle w:val="Heading2"/>
-      </w:pPr>
-      <w:r>
-        <w:rPr>
-          <w:color w:val="1F2937"/>
-        </w:rPr>
-        <w:t>6. Measurement Plan</w:t>
-      </w:r>
-    </w:p>
-    <w:p>
-      <w:pPr>
-        <w:pStyle w:val="ListBullet"/>
-      </w:pPr>
-      <w:r>
-        <w:t>Weekly performance dashboard (in-house)</w:t>
-      </w:r>
-    </w:p>
-    <w:p>
-      <w:pPr>
-        <w:pStyle w:val="ListBullet"/>
-      </w:pPr>
-      <w:r>
-        <w:t>Mid-campaign optimisation review at week 6</w:t>
-      </w:r>
-    </w:p>
-    <w:p>
-      <w:pPr>
-        <w:pStyle w:val="ListBullet"/>
-      </w:pPr>
-      <w:r>
-        <w:t>Brand lift study at end of campaign (Nielsen)</w:t>
-      </w:r>
-    </w:p>
-    <w:p>
-      <w:pPr>
-        <w:pStyle w:val="ListBullet"/>
-      </w:pPr>
-      <w:r>
-        <w:t>Sales pipeline attribution via CRM (qualified leads + influence on existing pipeline)</w:t>
-      </w:r>
-    </w:p>
-    <w:p>
-      <w:pPr>
-        <w:pStyle w:val="ListBullet"/>
-      </w:pPr>
-      <w:r>
-        <w:t>Customer survey to lead-form respondents (sentiment, intent)</w:t>
+        <w:t>— END OF DOCUMENT —</w:t>
       </w:r>
     </w:p>
     <w:sectPr>
@@ -932,10 +1682,6 @@
     <w:name w:val="Normal"/>
     <w:qFormat/>
     <w:rsid w:val="00FC693F"/>
-    <w:rPr>
-      <w:rFonts w:ascii="Calibri" w:hAnsi="Calibri"/>
-      <w:sz w:val="22"/>
-    </w:rPr>
   </w:style>
   <w:style w:type="paragraph" w:styleId="Header">
     <w:name w:val="header"/>
